--- a/模型与资源清单.docx
+++ b/模型与资源清单.docx
@@ -72,443 +72,431 @@
         <w:rPr>
           <w:rFonts w:hint="eastAsia"/>
         </w:rPr>
-        <w:t># 「有米的小馆」</w:t>
+        <w:t># 「有米的小馆」模型与资源清单 V1.0</w:t>
+      </w:r>
+    </w:p>
+    <w:p>
+      <w:pPr>
+        <w:rPr>
+          <w:rFonts w:hint="eastAsia"/>
+        </w:rPr>
+      </w:pPr>
+    </w:p>
+    <w:p>
+      <w:pPr>
+        <w:rPr>
+          <w:rFonts w:hint="eastAsia"/>
+        </w:rPr>
+      </w:pPr>
+      <w:r>
+        <w:rPr>
+          <w:rFonts w:hint="eastAsia"/>
+        </w:rPr>
+        <w:t>---</w:t>
+      </w:r>
+    </w:p>
+    <w:p>
+      <w:pPr>
+        <w:rPr>
+          <w:rFonts w:hint="eastAsia"/>
+        </w:rPr>
+      </w:pPr>
+    </w:p>
+    <w:p>
+      <w:pPr>
+        <w:rPr>
+          <w:rFonts w:hint="eastAsia"/>
+        </w:rPr>
+      </w:pPr>
+      <w:r>
+        <w:rPr>
+          <w:rFonts w:hint="eastAsia"/>
+        </w:rPr>
+        <w:t>## 一、资源总览</w:t>
+      </w:r>
+    </w:p>
+    <w:p>
+      <w:pPr>
+        <w:rPr>
+          <w:rFonts w:hint="eastAsia"/>
+        </w:rPr>
+      </w:pPr>
+    </w:p>
+    <w:p>
+      <w:pPr>
+        <w:rPr>
+          <w:rFonts w:hint="eastAsia"/>
+        </w:rPr>
+      </w:pPr>
+      <w:r>
+        <w:rPr>
+          <w:rFonts w:hint="eastAsia"/>
+        </w:rPr>
+        <w:t>| 分类 | 数量 | 格式 | 说明 |</w:t>
+      </w:r>
+    </w:p>
+    <w:p>
+      <w:pPr>
+        <w:rPr>
+          <w:rFonts w:hint="eastAsia"/>
+        </w:rPr>
+      </w:pPr>
+      <w:r>
+        <w:rPr>
+          <w:rFonts w:hint="eastAsia"/>
+        </w:rPr>
+        <w:t>|------|------|------|------|</w:t>
+      </w:r>
+    </w:p>
+    <w:p>
+      <w:pPr>
+        <w:rPr>
+          <w:rFonts w:hint="eastAsia"/>
+        </w:rPr>
+      </w:pPr>
+      <w:r>
+        <w:rPr>
+          <w:rFonts w:hint="eastAsia"/>
+        </w:rPr>
+        <w:t>| 有米角色部件 | 8个 | PNG（透明底） | 骨骼拆分，独立图层 |</w:t>
+      </w:r>
+    </w:p>
+    <w:p>
+      <w:pPr>
+        <w:rPr>
+          <w:rFonts w:hint="eastAsia"/>
+        </w:rPr>
+      </w:pPr>
+      <w:r>
+        <w:rPr>
+          <w:rFonts w:hint="eastAsia"/>
+        </w:rPr>
+        <w:t>| 场景资产 | 12个 | PNG | 背景+道具 |</w:t>
+      </w:r>
+    </w:p>
+    <w:p>
+      <w:pPr>
+        <w:rPr>
+          <w:rFonts w:hint="eastAsia"/>
+        </w:rPr>
+      </w:pPr>
+      <w:r>
+        <w:rPr>
+          <w:rFonts w:hint="eastAsia"/>
+        </w:rPr>
+        <w:t>| UI组件 | 10个 | PNG/SVG | 按钮、卡片、图标 |</w:t>
+      </w:r>
+    </w:p>
+    <w:p>
+      <w:pPr>
+        <w:rPr>
+          <w:rFonts w:hint="eastAsia"/>
+        </w:rPr>
+      </w:pPr>
+      <w:r>
+        <w:rPr>
+          <w:rFonts w:hint="eastAsia"/>
+        </w:rPr>
+        <w:t>| 特效粒子 | 4组 | PNG序列帧 | 星星、粉笔灰、蒸汽、光晕 |</w:t>
+      </w:r>
+    </w:p>
+    <w:p>
+      <w:pPr>
+        <w:rPr>
+          <w:rFonts w:hint="eastAsia"/>
+        </w:rPr>
+      </w:pPr>
+      <w:r>
+        <w:rPr>
+          <w:rFonts w:hint="eastAsia"/>
+        </w:rPr>
+        <w:t>| 字体 | 1个 | TTF/WOFF2 | 手写体 |</w:t>
+      </w:r>
+    </w:p>
+    <w:p>
+      <w:pPr>
+        <w:rPr>
+          <w:rFonts w:hint="eastAsia"/>
+        </w:rPr>
+      </w:pPr>
+      <w:r>
+        <w:rPr>
+          <w:rFonts w:hint="eastAsia"/>
+        </w:rPr>
+        <w:t>| 音效 | 6个 | MP3/WAV | 交互音效 |</w:t>
+      </w:r>
+    </w:p>
+    <w:p>
+      <w:pPr>
+        <w:rPr>
+          <w:rFonts w:hint="eastAsia"/>
+        </w:rPr>
+      </w:pPr>
+    </w:p>
+    <w:p>
+      <w:pPr>
+        <w:rPr>
+          <w:rFonts w:hint="eastAsia"/>
+        </w:rPr>
+      </w:pPr>
+      <w:r>
+        <w:rPr>
+          <w:rFonts w:hint="eastAsia"/>
+        </w:rPr>
+        <w:t>---</w:t>
+      </w:r>
+    </w:p>
+    <w:p>
+      <w:pPr>
+        <w:rPr>
+          <w:rFonts w:hint="eastAsia"/>
+        </w:rPr>
+      </w:pPr>
+    </w:p>
+    <w:p>
+      <w:pPr>
+        <w:rPr>
+          <w:rFonts w:hint="eastAsia"/>
+        </w:rPr>
+      </w:pPr>
+      <w:r>
+        <w:rPr>
+          <w:rFonts w:hint="eastAsia"/>
+        </w:rPr>
+        <w:t>## 二、有米角色模型</w:t>
+      </w:r>
+    </w:p>
+    <w:p>
+      <w:pPr>
+        <w:rPr>
+          <w:rFonts w:hint="eastAsia"/>
+        </w:rPr>
+      </w:pPr>
+    </w:p>
+    <w:p>
+      <w:pPr>
+        <w:rPr>
+          <w:rFonts w:hint="eastAsia"/>
+        </w:rPr>
+      </w:pPr>
+      <w:r>
+        <w:rPr>
+          <w:rFonts w:hint="eastAsia"/>
+        </w:rPr>
+        <w:t>### 2.1 角色设计规格</w:t>
+      </w:r>
+    </w:p>
+    <w:p>
+      <w:pPr>
+        <w:rPr>
+          <w:rFonts w:hint="eastAsia"/>
+        </w:rPr>
+      </w:pPr>
+    </w:p>
+    <w:p>
+      <w:pPr>
+        <w:rPr>
+          <w:rFonts w:hint="eastAsia"/>
+        </w:rPr>
+      </w:pPr>
+      <w:r>
+        <w:rPr>
+          <w:rFonts w:hint="eastAsia"/>
+        </w:rPr>
+        <w:t>| 属性 | 规格 |</w:t>
+      </w:r>
+    </w:p>
+    <w:p>
+      <w:pPr>
+        <w:rPr>
+          <w:rFonts w:hint="eastAsia"/>
+        </w:rPr>
+      </w:pPr>
+      <w:r>
+        <w:rPr>
+          <w:rFonts w:hint="eastAsia"/>
+        </w:rPr>
+        <w:t>|------|------|</w:t>
+      </w:r>
+    </w:p>
+    <w:p>
+      <w:pPr>
+        <w:rPr>
+          <w:rFonts w:hint="eastAsia"/>
+        </w:rPr>
+      </w:pPr>
+      <w:r>
+        <w:rPr>
+          <w:rFonts w:hint="eastAsia"/>
+        </w:rPr>
+        <w:t>| **物种** | 仓鼠（奶白色毛发） |</w:t>
+      </w:r>
+    </w:p>
+    <w:p>
+      <w:pPr>
+        <w:rPr>
+          <w:rFonts w:hint="eastAsia"/>
+        </w:rPr>
+      </w:pPr>
+      <w:r>
+        <w:rPr>
+          <w:rFonts w:hint="eastAsia"/>
+        </w:rPr>
+        <w:t>| **身头比** | 约2:1（头占身体40%，Q版比例） |</w:t>
+      </w:r>
+    </w:p>
+    <w:p>
+      <w:pPr>
+        <w:rPr>
+          <w:rFonts w:hint="eastAsia"/>
+        </w:rPr>
+      </w:pPr>
+      <w:r>
+        <w:rPr>
+          <w:rFonts w:hint="eastAsia"/>
+        </w:rPr>
+        <w:t>| **总高度** | 约120px（在375×667画布中的显示尺寸） |</w:t>
+      </w:r>
+    </w:p>
+    <w:p>
+      <w:pPr>
+        <w:rPr>
+          <w:rFonts w:hint="eastAsia"/>
+        </w:rPr>
+      </w:pPr>
+      <w:r>
+        <w:rPr>
+          <w:rFonts w:hint="eastAsia"/>
+        </w:rPr>
+        <w:t>| **身体色** | 奶白 #FFF8F0，腹部略浅 #FFFEF9 |</w:t>
+      </w:r>
+    </w:p>
+    <w:p>
+      <w:pPr>
+        <w:rPr>
+          <w:rFonts w:hint="eastAsia"/>
+        </w:rPr>
+      </w:pPr>
+      <w:r>
+        <w:rPr>
+          <w:rFonts w:hint="eastAsia"/>
+        </w:rPr>
+        <w:t>| **耳朵内侧** | 粉色 #FFD4C2 |</w:t>
+      </w:r>
+    </w:p>
+    <w:p>
+      <w:pPr>
+        <w:rPr>
+          <w:rFonts w:hint="eastAsia"/>
+        </w:rPr>
+      </w:pPr>
+      <w:r>
+        <w:rPr>
+          <w:rFonts w:hint="eastAsia"/>
+        </w:rPr>
+        <w:t>| **鼻子** | 粉色小三角 #FFB8A0 |</w:t>
+      </w:r>
+    </w:p>
+    <w:p>
+      <w:pPr>
+        <w:rPr>
+          <w:rFonts w:hint="eastAsia"/>
+        </w:rPr>
+      </w:pPr>
+      <w:r>
+        <w:rPr>
+          <w:rFonts w:hint="eastAsia"/>
+        </w:rPr>
+        <w:t>| **眼睛** | 黑豆眼，圆形，直径约8px，带白色高光点 |</w:t>
+      </w:r>
+    </w:p>
+    <w:p>
+      <w:pPr>
+        <w:rPr>
+          <w:rFonts w:hint="eastAsia"/>
+        </w:rPr>
+      </w:pPr>
+      <w:r>
+        <w:rPr>
+          <w:rFonts w:hint="eastAsia"/>
+        </w:rPr>
+        <w:t>| **毛发质感** | 短绒毛，边缘柔和，无线条描边（软边风格） |</w:t>
+      </w:r>
+    </w:p>
+    <w:p>
+      <w:pPr>
+        <w:rPr>
+          <w:rFonts w:hint="eastAsia"/>
+        </w:rPr>
+      </w:pPr>
+    </w:p>
+    <w:p>
+      <w:pPr>
+        <w:rPr>
+          <w:rFonts w:hint="eastAsia"/>
+        </w:rPr>
+      </w:pPr>
+      <w:r>
+        <w:rPr>
+          <w:rFonts w:hint="eastAsia"/>
+        </w:rPr>
+        <w:t>### 2.2 部件拆分表</w:t>
+      </w:r>
+    </w:p>
+    <w:p>
+      <w:pPr>
+        <w:rPr>
+          <w:rFonts w:hint="eastAsia"/>
+        </w:rPr>
+      </w:pPr>
+    </w:p>
+    <w:p>
+      <w:pPr>
+        <w:rPr>
+          <w:rFonts w:hint="eastAsia"/>
+        </w:rPr>
+      </w:pPr>
+      <w:r>
+        <w:rPr>
+          <w:rFonts w:hint="eastAsia"/>
+        </w:rPr>
+        <w:t>有米采用**2D骨骼拆分**方式绘制，每个部件独立图层，便于程序控制动画。</w:t>
+      </w:r>
+    </w:p>
+    <w:p>
+      <w:pPr>
+        <w:rPr>
+          <w:rFonts w:hint="eastAsia"/>
+        </w:rPr>
+      </w:pPr>
+    </w:p>
+    <w:p>
+      <w:pPr>
+        <w:rPr>
+          <w:rFonts w:hint="eastAsia"/>
+        </w:rPr>
+      </w:pPr>
+      <w:r>
+        <w:rPr>
+          <w:rFonts w:hint="eastAsia"/>
+        </w:rPr>
+        <w:t>| 部件ID | 部件名称 | 尺寸(W×H) | 锚点位置 | 动画控制 |</w:t>
+      </w:r>
+    </w:p>
+    <w:p>
+      <w:pPr>
+        <w:rPr>
+          <w:rFonts w:hint="eastAsia"/>
+        </w:rPr>
+      </w:pPr>
+      <w:r>
+        <w:rPr>
+          <w:rFonts w:hint="eastAsia"/>
+        </w:rPr>
+        <w:t>|--------|---------|-----------|---------|---------|</w:t>
       </w:r>
       <w:bookmarkStart w:id="0" w:name="_GoBack"/>
-      <w:r>
-        <w:rPr>
-          <w:rFonts w:hint="eastAsia"/>
-        </w:rPr>
-        <w:t>模型与资源清单</w:t>
-      </w:r>
       <w:bookmarkEnd w:id="0"/>
-      <w:r>
-        <w:rPr>
-          <w:rFonts w:hint="eastAsia"/>
-        </w:rPr>
-        <w:t xml:space="preserve"> V1.0</w:t>
-      </w:r>
-    </w:p>
-    <w:p>
-      <w:pPr>
-        <w:rPr>
-          <w:rFonts w:hint="eastAsia"/>
-        </w:rPr>
-      </w:pPr>
-    </w:p>
-    <w:p>
-      <w:pPr>
-        <w:rPr>
-          <w:rFonts w:hint="eastAsia"/>
-        </w:rPr>
-      </w:pPr>
-      <w:r>
-        <w:rPr>
-          <w:rFonts w:hint="eastAsia"/>
-        </w:rPr>
-        <w:t>---</w:t>
-      </w:r>
-    </w:p>
-    <w:p>
-      <w:pPr>
-        <w:rPr>
-          <w:rFonts w:hint="eastAsia"/>
-        </w:rPr>
-      </w:pPr>
-    </w:p>
-    <w:p>
-      <w:pPr>
-        <w:rPr>
-          <w:rFonts w:hint="eastAsia"/>
-        </w:rPr>
-      </w:pPr>
-      <w:r>
-        <w:rPr>
-          <w:rFonts w:hint="eastAsia"/>
-        </w:rPr>
-        <w:t>## 一、资源总览</w:t>
-      </w:r>
-    </w:p>
-    <w:p>
-      <w:pPr>
-        <w:rPr>
-          <w:rFonts w:hint="eastAsia"/>
-        </w:rPr>
-      </w:pPr>
-    </w:p>
-    <w:p>
-      <w:pPr>
-        <w:rPr>
-          <w:rFonts w:hint="eastAsia"/>
-        </w:rPr>
-      </w:pPr>
-      <w:r>
-        <w:rPr>
-          <w:rFonts w:hint="eastAsia"/>
-        </w:rPr>
-        <w:t>| 分类 | 数量 | 格式 | 说明 |</w:t>
-      </w:r>
-    </w:p>
-    <w:p>
-      <w:pPr>
-        <w:rPr>
-          <w:rFonts w:hint="eastAsia"/>
-        </w:rPr>
-      </w:pPr>
-      <w:r>
-        <w:rPr>
-          <w:rFonts w:hint="eastAsia"/>
-        </w:rPr>
-        <w:t>|------|------|------|------|</w:t>
-      </w:r>
-    </w:p>
-    <w:p>
-      <w:pPr>
-        <w:rPr>
-          <w:rFonts w:hint="eastAsia"/>
-        </w:rPr>
-      </w:pPr>
-      <w:r>
-        <w:rPr>
-          <w:rFonts w:hint="eastAsia"/>
-        </w:rPr>
-        <w:t>| 有米角色部件 | 8个 | PNG（透明底） | 骨骼拆分，独立图层 |</w:t>
-      </w:r>
-    </w:p>
-    <w:p>
-      <w:pPr>
-        <w:rPr>
-          <w:rFonts w:hint="eastAsia"/>
-        </w:rPr>
-      </w:pPr>
-      <w:r>
-        <w:rPr>
-          <w:rFonts w:hint="eastAsia"/>
-        </w:rPr>
-        <w:t>| 场景资产 | 12个 | PNG | 背景+道具 |</w:t>
-      </w:r>
-    </w:p>
-    <w:p>
-      <w:pPr>
-        <w:rPr>
-          <w:rFonts w:hint="eastAsia"/>
-        </w:rPr>
-      </w:pPr>
-      <w:r>
-        <w:rPr>
-          <w:rFonts w:hint="eastAsia"/>
-        </w:rPr>
-        <w:t>| UI组件 | 10个 | PNG/SVG | 按钮、卡片、图标 |</w:t>
-      </w:r>
-    </w:p>
-    <w:p>
-      <w:pPr>
-        <w:rPr>
-          <w:rFonts w:hint="eastAsia"/>
-        </w:rPr>
-      </w:pPr>
-      <w:r>
-        <w:rPr>
-          <w:rFonts w:hint="eastAsia"/>
-        </w:rPr>
-        <w:t>| 特效粒子 | 4组 | PNG序列帧 | 星星、粉笔灰、蒸汽、光晕 |</w:t>
-      </w:r>
-    </w:p>
-    <w:p>
-      <w:pPr>
-        <w:rPr>
-          <w:rFonts w:hint="eastAsia"/>
-        </w:rPr>
-      </w:pPr>
-      <w:r>
-        <w:rPr>
-          <w:rFonts w:hint="eastAsia"/>
-        </w:rPr>
-        <w:t>| 字体 | 1个 | TTF/WOFF2 | 手写体 |</w:t>
-      </w:r>
-    </w:p>
-    <w:p>
-      <w:pPr>
-        <w:rPr>
-          <w:rFonts w:hint="eastAsia"/>
-        </w:rPr>
-      </w:pPr>
-      <w:r>
-        <w:rPr>
-          <w:rFonts w:hint="eastAsia"/>
-        </w:rPr>
-        <w:t>| 音效 | 6个 | MP3/WAV | 交互音效 |</w:t>
-      </w:r>
-    </w:p>
-    <w:p>
-      <w:pPr>
-        <w:rPr>
-          <w:rFonts w:hint="eastAsia"/>
-        </w:rPr>
-      </w:pPr>
-    </w:p>
-    <w:p>
-      <w:pPr>
-        <w:rPr>
-          <w:rFonts w:hint="eastAsia"/>
-        </w:rPr>
-      </w:pPr>
-      <w:r>
-        <w:rPr>
-          <w:rFonts w:hint="eastAsia"/>
-        </w:rPr>
-        <w:t>---</w:t>
-      </w:r>
-    </w:p>
-    <w:p>
-      <w:pPr>
-        <w:rPr>
-          <w:rFonts w:hint="eastAsia"/>
-        </w:rPr>
-      </w:pPr>
-    </w:p>
-    <w:p>
-      <w:pPr>
-        <w:rPr>
-          <w:rFonts w:hint="eastAsia"/>
-        </w:rPr>
-      </w:pPr>
-      <w:r>
-        <w:rPr>
-          <w:rFonts w:hint="eastAsia"/>
-        </w:rPr>
-        <w:t>## 二、有米角色模型</w:t>
-      </w:r>
-    </w:p>
-    <w:p>
-      <w:pPr>
-        <w:rPr>
-          <w:rFonts w:hint="eastAsia"/>
-        </w:rPr>
-      </w:pPr>
-    </w:p>
-    <w:p>
-      <w:pPr>
-        <w:rPr>
-          <w:rFonts w:hint="eastAsia"/>
-        </w:rPr>
-      </w:pPr>
-      <w:r>
-        <w:rPr>
-          <w:rFonts w:hint="eastAsia"/>
-        </w:rPr>
-        <w:t>### 2.1 角色设计规格</w:t>
-      </w:r>
-    </w:p>
-    <w:p>
-      <w:pPr>
-        <w:rPr>
-          <w:rFonts w:hint="eastAsia"/>
-        </w:rPr>
-      </w:pPr>
-    </w:p>
-    <w:p>
-      <w:pPr>
-        <w:rPr>
-          <w:rFonts w:hint="eastAsia"/>
-        </w:rPr>
-      </w:pPr>
-      <w:r>
-        <w:rPr>
-          <w:rFonts w:hint="eastAsia"/>
-        </w:rPr>
-        <w:t>| 属性 | 规格 |</w:t>
-      </w:r>
-    </w:p>
-    <w:p>
-      <w:pPr>
-        <w:rPr>
-          <w:rFonts w:hint="eastAsia"/>
-        </w:rPr>
-      </w:pPr>
-      <w:r>
-        <w:rPr>
-          <w:rFonts w:hint="eastAsia"/>
-        </w:rPr>
-        <w:t>|------|------|</w:t>
-      </w:r>
-    </w:p>
-    <w:p>
-      <w:pPr>
-        <w:rPr>
-          <w:rFonts w:hint="eastAsia"/>
-        </w:rPr>
-      </w:pPr>
-      <w:r>
-        <w:rPr>
-          <w:rFonts w:hint="eastAsia"/>
-        </w:rPr>
-        <w:t>| **物种** | 仓鼠（奶白色毛发） |</w:t>
-      </w:r>
-    </w:p>
-    <w:p>
-      <w:pPr>
-        <w:rPr>
-          <w:rFonts w:hint="eastAsia"/>
-        </w:rPr>
-      </w:pPr>
-      <w:r>
-        <w:rPr>
-          <w:rFonts w:hint="eastAsia"/>
-        </w:rPr>
-        <w:t>| **身头比** | 约2:1（头占身体40%，Q版比例） |</w:t>
-      </w:r>
-    </w:p>
-    <w:p>
-      <w:pPr>
-        <w:rPr>
-          <w:rFonts w:hint="eastAsia"/>
-        </w:rPr>
-      </w:pPr>
-      <w:r>
-        <w:rPr>
-          <w:rFonts w:hint="eastAsia"/>
-        </w:rPr>
-        <w:t>| **总高度** | 约120px（在375×667画布中的显示尺寸） |</w:t>
-      </w:r>
-    </w:p>
-    <w:p>
-      <w:pPr>
-        <w:rPr>
-          <w:rFonts w:hint="eastAsia"/>
-        </w:rPr>
-      </w:pPr>
-      <w:r>
-        <w:rPr>
-          <w:rFonts w:hint="eastAsia"/>
-        </w:rPr>
-        <w:t>| **身体色** | 奶白 #FFF8F0，腹部略浅 #FFFEF9 |</w:t>
-      </w:r>
-    </w:p>
-    <w:p>
-      <w:pPr>
-        <w:rPr>
-          <w:rFonts w:hint="eastAsia"/>
-        </w:rPr>
-      </w:pPr>
-      <w:r>
-        <w:rPr>
-          <w:rFonts w:hint="eastAsia"/>
-        </w:rPr>
-        <w:t>| **耳朵内侧** | 粉色 #FFD4C2 |</w:t>
-      </w:r>
-    </w:p>
-    <w:p>
-      <w:pPr>
-        <w:rPr>
-          <w:rFonts w:hint="eastAsia"/>
-        </w:rPr>
-      </w:pPr>
-      <w:r>
-        <w:rPr>
-          <w:rFonts w:hint="eastAsia"/>
-        </w:rPr>
-        <w:t>| **鼻子** | 粉色小三角 #FFB8A0 |</w:t>
-      </w:r>
-    </w:p>
-    <w:p>
-      <w:pPr>
-        <w:rPr>
-          <w:rFonts w:hint="eastAsia"/>
-        </w:rPr>
-      </w:pPr>
-      <w:r>
-        <w:rPr>
-          <w:rFonts w:hint="eastAsia"/>
-        </w:rPr>
-        <w:t>| **眼睛** | 黑豆眼，圆形，直径约8px，带白色高光点 |</w:t>
-      </w:r>
-    </w:p>
-    <w:p>
-      <w:pPr>
-        <w:rPr>
-          <w:rFonts w:hint="eastAsia"/>
-        </w:rPr>
-      </w:pPr>
-      <w:r>
-        <w:rPr>
-          <w:rFonts w:hint="eastAsia"/>
-        </w:rPr>
-        <w:t>| **毛发质感** | 短绒毛，边缘柔和，无线条描边（软边风格） |</w:t>
-      </w:r>
-    </w:p>
-    <w:p>
-      <w:pPr>
-        <w:rPr>
-          <w:rFonts w:hint="eastAsia"/>
-        </w:rPr>
-      </w:pPr>
-    </w:p>
-    <w:p>
-      <w:pPr>
-        <w:rPr>
-          <w:rFonts w:hint="eastAsia"/>
-        </w:rPr>
-      </w:pPr>
-      <w:r>
-        <w:rPr>
-          <w:rFonts w:hint="eastAsia"/>
-        </w:rPr>
-        <w:t>### 2.2 部件拆分表</w:t>
-      </w:r>
-    </w:p>
-    <w:p>
-      <w:pPr>
-        <w:rPr>
-          <w:rFonts w:hint="eastAsia"/>
-        </w:rPr>
-      </w:pPr>
-    </w:p>
-    <w:p>
-      <w:pPr>
-        <w:rPr>
-          <w:rFonts w:hint="eastAsia"/>
-        </w:rPr>
-      </w:pPr>
-      <w:r>
-        <w:rPr>
-          <w:rFonts w:hint="eastAsia"/>
-        </w:rPr>
-        <w:t>有米采用**2D骨骼拆分**方式绘制，每个部件独立图层，便于程序控制动画。</w:t>
-      </w:r>
-    </w:p>
-    <w:p>
-      <w:pPr>
-        <w:rPr>
-          <w:rFonts w:hint="eastAsia"/>
-        </w:rPr>
-      </w:pPr>
-    </w:p>
-    <w:p>
-      <w:pPr>
-        <w:rPr>
-          <w:rFonts w:hint="eastAsia"/>
-        </w:rPr>
-      </w:pPr>
-      <w:r>
-        <w:rPr>
-          <w:rFonts w:hint="eastAsia"/>
-        </w:rPr>
-        <w:t>| 部件ID | 部件名称 | 尺寸(W×H) | 锚点位置 | 动画控制 |</w:t>
-      </w:r>
-    </w:p>
-    <w:p>
-      <w:pPr>
-        <w:rPr>
-          <w:rFonts w:hint="eastAsia"/>
-        </w:rPr>
-      </w:pPr>
-      <w:r>
-        <w:rPr>
-          <w:rFonts w:hint="eastAsia"/>
-        </w:rPr>
-        <w:t>|--------|---------|-----------|---------|---------|</w:t>
-      </w:r>
     </w:p>
     <w:p>
       <w:pPr>
